--- a/rapports/2026-06-06/EQ7/EQ7_sup_v2/DR_072203030017/45-79-11-92.docx
+++ b/rapports/2026-06-06/EQ7/EQ7_sup_v2/DR_072203030017/45-79-11-92.docx
@@ -297,7 +297,7 @@
           <w:color w:val="1F6FEB"/>
           <w:sz w:val="22"/>
         </w:rPr>
-        <w:t>⚠ INCOHÉRENCES À CORRIGER (74)</w:t>
+        <w:t>⚠ INCOHÉRENCES À CORRIGER (69)</w:t>
       </w:r>
     </w:p>
     <w:tbl>
@@ -904,7 +904,7 @@
                 <w:color w:val="16A34A"/>
                 <w:sz w:val="16"/>
               </w:rPr>
-              <w:t>—</w:t>
+              <w:t>s02q33, s01q00b</w:t>
             </w:r>
           </w:p>
         </w:tc>
@@ -935,7 +935,7 @@
                 <w:i w:val="0"/>
                 <w:sz w:val="17"/>
               </w:rPr>
-              <w:t>Incohérence!!! seulement les écoles gouvermentales paient les cotisations (Gouvernement, communauté, ONG ou organisation humanitaire).</w:t>
+              <w:t>Incoherent!!! La dernière fois que MBAYE BAKHOUM a  fréquenté l'école est 9999.</w:t>
             </w:r>
           </w:p>
         </w:tc>
@@ -968,7 +968,7 @@
                 <w:i w:val="0"/>
                 <w:sz w:val="16"/>
               </w:rPr>
-              <w:t>S02</w:t>
+              <w:t>S03</w:t>
               <w:br/>
             </w:r>
             <w:r>
@@ -978,7 +978,7 @@
                 <w:color w:val="64748B"/>
                 <w:sz w:val="14"/>
               </w:rPr>
-              <w:t>Éducation</w:t>
+              <w:t>Santé</w:t>
             </w:r>
           </w:p>
         </w:tc>
@@ -1025,7 +1025,7 @@
                 <w:i w:val="0"/>
                 <w:sz w:val="17"/>
               </w:rPr>
-              <w:t>Incohérence!!! seulement les écoles privées paient les frais de scolarité (y compris les frais d'inscription).</w:t>
+              <w:t>Avertissement!!! La distance parcourue (De 5 à moins de 10 Km) et le temps (De 15 à moins de 30 mn) donné par YANDE BAKHOUM semble incoherent pour accéder au lieu de la consultation.</w:t>
             </w:r>
           </w:p>
         </w:tc>
@@ -1040,10 +1040,10 @@
               <w:rPr>
                 <w:b/>
                 <w:i w:val="0"/>
-                <w:color w:val="DC2626"/>
+                <w:color w:val="EA580C"/>
                 <w:sz w:val="16"/>
               </w:rPr>
-              <w:t>Haute</w:t>
+              <w:t>Moyenne</w:t>
             </w:r>
           </w:p>
         </w:tc>
@@ -1058,7 +1058,7 @@
                 <w:i w:val="0"/>
                 <w:sz w:val="16"/>
               </w:rPr>
-              <w:t>S02</w:t>
+              <w:t>S00</w:t>
               <w:br/>
             </w:r>
             <w:r>
@@ -1068,7 +1068,7 @@
                 <w:color w:val="64748B"/>
                 <w:sz w:val="14"/>
               </w:rPr>
-              <w:t>Éducation</w:t>
+              <w:t>Identification</w:t>
             </w:r>
           </w:p>
         </w:tc>
@@ -1084,7 +1084,7 @@
                 <w:color w:val="16A34A"/>
                 <w:sz w:val="16"/>
               </w:rPr>
-              <w:t>s02q33, s01q00b</w:t>
+              <w:t>s00q27</w:t>
             </w:r>
           </w:p>
         </w:tc>
@@ -1115,7 +1115,7 @@
                 <w:i w:val="0"/>
                 <w:sz w:val="17"/>
               </w:rPr>
-              <w:t>Incoherent!!! La dernière fois que MBAYE BAKHOUM a  fréquenté l'école est 9999.</w:t>
+              <w:t>Le questionnaire semble ne pas être complètement fini mais le questionnaire est en statut complet, prière de compléter le questionnaire.</w:t>
             </w:r>
           </w:p>
         </w:tc>
@@ -1130,10 +1130,10 @@
               <w:rPr>
                 <w:b/>
                 <w:i w:val="0"/>
-                <w:color w:val="DC2626"/>
+                <w:color w:val="EA580C"/>
                 <w:sz w:val="16"/>
               </w:rPr>
-              <w:t>Haute</w:t>
+              <w:t>Moyenne</w:t>
             </w:r>
           </w:p>
         </w:tc>
@@ -1148,7 +1148,7 @@
                 <w:i w:val="0"/>
                 <w:sz w:val="16"/>
               </w:rPr>
-              <w:t>S03</w:t>
+              <w:t>S00</w:t>
               <w:br/>
             </w:r>
             <w:r>
@@ -1158,7 +1158,7 @@
                 <w:color w:val="64748B"/>
                 <w:sz w:val="14"/>
               </w:rPr>
-              <w:t>Santé</w:t>
+              <w:t>Identification</w:t>
             </w:r>
           </w:p>
         </w:tc>
@@ -1205,7 +1205,7 @@
                 <w:i w:val="0"/>
                 <w:sz w:val="17"/>
               </w:rPr>
-              <w:t>Avertissement!!! La distance parcourue (De 5 à moins de 10 Km) et le temps (De 15 à moins de 30 mn) donné par YANDE BAKHOUM semble incoherent pour accéder au lieu de la consultation.</w:t>
+              <w:t>L'adresse ou la localisation du ménage doit être bien renseignée, ne doit pas contenir des numéros de téléphone et elle semble courte pour être une adresse.</w:t>
             </w:r>
           </w:p>
         </w:tc>
@@ -1264,7 +1264,7 @@
                 <w:color w:val="16A34A"/>
                 <w:sz w:val="16"/>
               </w:rPr>
-              <w:t>s00q27</w:t>
+              <w:t>—</w:t>
             </w:r>
           </w:p>
         </w:tc>
@@ -1295,7 +1295,7 @@
                 <w:i w:val="0"/>
                 <w:sz w:val="17"/>
               </w:rPr>
-              <w:t>Le questionnaire semble ne pas être complètement fini mais le questionnaire est en statut complet, prière de compléter le questionnaire.</w:t>
+              <w:t>Prière de renseigner la bonne adresse.</w:t>
             </w:r>
           </w:p>
         </w:tc>
@@ -1328,7 +1328,7 @@
                 <w:i w:val="0"/>
                 <w:sz w:val="16"/>
               </w:rPr>
-              <w:t>S00</w:t>
+              <w:t>S01</w:t>
               <w:br/>
             </w:r>
             <w:r>
@@ -1338,7 +1338,7 @@
                 <w:color w:val="64748B"/>
                 <w:sz w:val="14"/>
               </w:rPr>
-              <w:t>Identification</w:t>
+              <w:t>Démographie</w:t>
             </w:r>
           </w:p>
         </w:tc>
@@ -1385,7 +1385,7 @@
                 <w:i w:val="0"/>
                 <w:sz w:val="17"/>
               </w:rPr>
-              <w:t>L'adresse ou la localisation du ménage doit être bien renseignée, ne doit pas contenir des numéros de téléphone et elle semble courte pour être une adresse.</w:t>
+              <w:t>Attention ! Le montant (6000 Fcfa) dépensé ou reçu en cadeau pour les cartes prépayées, les transferts de crédit et les abonnements de  KAMAYE NGOM est relativement élevé par rapport aux autres montants depansés observés dans cette zone.</w:t>
             </w:r>
           </w:p>
         </w:tc>
@@ -1418,7 +1418,7 @@
                 <w:i w:val="0"/>
                 <w:sz w:val="16"/>
               </w:rPr>
-              <w:t>S00</w:t>
+              <w:t>S01</w:t>
               <w:br/>
             </w:r>
             <w:r>
@@ -1428,7 +1428,7 @@
                 <w:color w:val="64748B"/>
                 <w:sz w:val="14"/>
               </w:rPr>
-              <w:t>Identification</w:t>
+              <w:t>Démographie</w:t>
             </w:r>
           </w:p>
         </w:tc>
@@ -1475,7 +1475,7 @@
                 <w:i w:val="0"/>
                 <w:sz w:val="17"/>
               </w:rPr>
-              <w:t>Prière de renseigner la bonne adresse.</w:t>
+              <w:t>Prière de corriger ou de confirmer avec le QG.</w:t>
             </w:r>
           </w:p>
         </w:tc>
@@ -1534,7 +1534,7 @@
                 <w:color w:val="16A34A"/>
                 <w:sz w:val="16"/>
               </w:rPr>
-              <w:t>—</w:t>
+              <w:t>s01q41a, s01q00b</w:t>
             </w:r>
           </w:p>
         </w:tc>
@@ -1565,7 +1565,7 @@
                 <w:i w:val="0"/>
                 <w:sz w:val="17"/>
               </w:rPr>
-              <w:t>Attention ! Le montant (6000 Fcfa) dépensé ou reçu en cadeau pour les cartes prépayées, les transferts de crédit et les abonnements de  KAMAYE NGOM est relativement élevé par rapport aux autres montants depansés observés dans cette zone.</w:t>
+              <w:t>Attention ! Le montant (6000 Fcfa) dépensé ou reçu en cadeau pour les recharges internet ou de forfaits de données mobiles(hors appels vocaux), aucours des 30 derniers jours de  KAMAYE NGOM est relativement élevé par rapport aux autres montants depansés observés dans cette zone.</w:t>
             </w:r>
           </w:p>
         </w:tc>
@@ -1655,7 +1655,7 @@
                 <w:i w:val="0"/>
                 <w:sz w:val="17"/>
               </w:rPr>
-              <w:t>Prière de corriger ou de confirmer avec le QG.</w:t>
+              <w:t>Attention ! Le montant (7500 Fcfa) dépensé ou reçu en cadeau pour les cartes prépayées, les transferts de crédit et les abonnements de  MBAYE BAKHOUM est relativement élevé par rapport aux autres montants depansés observés dans cette zone.</w:t>
             </w:r>
           </w:p>
         </w:tc>
@@ -1745,7 +1745,7 @@
                 <w:i w:val="0"/>
                 <w:sz w:val="17"/>
               </w:rPr>
-              <w:t>Attention ! Le montant (6000 Fcfa) dépensé ou reçu en cadeau pour les recharges internet ou de forfaits de données mobiles(hors appels vocaux), aucours des 30 derniers jours de  KAMAYE NGOM est relativement élevé par rapport aux autres montants depansés observés dans cette zone.</w:t>
+              <w:t>Attention ! Le montant (7500 Fcfa) dépensé ou reçu en cadeau pour les recharges internet ou de forfaits de données mobiles(hors appels vocaux), aucours des 30 derniers jours de  MBAYE BAKHOUM est relativement élevé par rapport aux autres montants depansés observés dans cette zone.</w:t>
             </w:r>
           </w:p>
         </w:tc>
@@ -1835,7 +1835,7 @@
                 <w:i w:val="0"/>
                 <w:sz w:val="17"/>
               </w:rPr>
-              <w:t>Attention ! Le montant (7500 Fcfa) dépensé ou reçu en cadeau pour les cartes prépayées, les transferts de crédit et les abonnements de  MBAYE BAKHOUM est relativement élevé par rapport aux autres montants depansés observés dans cette zone.</w:t>
+              <w:t>Prière de verifier l'information donnée par MBENGUE BAKHOUM ou corriger au niveau de la section 1.</w:t>
             </w:r>
           </w:p>
         </w:tc>
@@ -1894,7 +1894,7 @@
                 <w:color w:val="16A34A"/>
                 <w:sz w:val="16"/>
               </w:rPr>
-              <w:t>s01q41a, s01q00b</w:t>
+              <w:t>—</w:t>
             </w:r>
           </w:p>
         </w:tc>
@@ -1925,7 +1925,7 @@
                 <w:i w:val="0"/>
                 <w:sz w:val="17"/>
               </w:rPr>
-              <w:t>Attention ! Le montant (7500 Fcfa) dépensé ou reçu en cadeau pour les recharges internet ou de forfaits de données mobiles(hors appels vocaux), aucours des 30 derniers jours de  MBAYE BAKHOUM est relativement élevé par rapport aux autres montants depansés observés dans cette zone.</w:t>
+              <w:t>Prière de verifier l'information donnée par PAPE MOUSSA BAKHOUM ou corriger au niveau de la section 1.</w:t>
             </w:r>
           </w:p>
         </w:tc>
@@ -2015,7 +2015,7 @@
                 <w:i w:val="0"/>
                 <w:sz w:val="17"/>
               </w:rPr>
-              <w:t>Prière de verifier l'information donnée par MBENGUE BAKHOUM ou corriger au niveau de la section 1.</w:t>
+              <w:t>Prière de verifier l'information donnée par SOKHNA BAKHOUM ou corriger au niveau de la section 1.</w:t>
             </w:r>
           </w:p>
         </w:tc>
@@ -2105,7 +2105,7 @@
                 <w:i w:val="0"/>
                 <w:sz w:val="17"/>
               </w:rPr>
-              <w:t>Prière de verifier l'information donnée par PAPE MOUSSA BAKHOUM ou corriger au niveau de la section 1.</w:t>
+              <w:t>Prière de verifier l'information donnée par YANDE BAKHOUM ou corriger au niveau de la section 1.</w:t>
             </w:r>
           </w:p>
         </w:tc>
@@ -2195,7 +2195,7 @@
                 <w:i w:val="0"/>
                 <w:sz w:val="17"/>
               </w:rPr>
-              <w:t>Prière de verifier l'information donnée par SOKHNA BAKHOUM ou corriger au niveau de la section 1.</w:t>
+              <w:t>Prière de verifier l'information donnée par YAYE SEYNABOU BAKHOUM ou corriger au niveau de la section 1.</w:t>
             </w:r>
           </w:p>
         </w:tc>
@@ -2254,7 +2254,7 @@
                 <w:color w:val="16A34A"/>
                 <w:sz w:val="16"/>
               </w:rPr>
-              <w:t>—</w:t>
+              <w:t>s01q10_1</w:t>
             </w:r>
           </w:p>
         </w:tc>
@@ -2285,457 +2285,7 @@
                 <w:i w:val="0"/>
                 <w:sz w:val="17"/>
               </w:rPr>
-              <w:t>Prière de verifier l'information donnée par YANDE BAKHOUM ou corriger au niveau de la section 1.</w:t>
-            </w:r>
-          </w:p>
-        </w:tc>
-      </w:tr>
-      <w:tr>
-        <w:tc>
-          <w:tcPr>
-            <w:tcW w:type="dxa" w:w="964"/>
-          </w:tcPr>
-          <w:p>
-            <w:r>
-              <w:rPr>
-                <w:b/>
-                <w:i w:val="0"/>
-                <w:color w:val="EA580C"/>
-                <w:sz w:val="16"/>
-              </w:rPr>
-              <w:t>Moyenne</w:t>
-            </w:r>
-          </w:p>
-        </w:tc>
-        <w:tc>
-          <w:tcPr>
-            <w:tcW w:type="dxa" w:w="1247"/>
-          </w:tcPr>
-          <w:p>
-            <w:r>
-              <w:rPr>
-                <w:b/>
-                <w:i w:val="0"/>
-                <w:sz w:val="16"/>
-              </w:rPr>
-              <w:t>S01</w:t>
-              <w:br/>
-            </w:r>
-            <w:r>
-              <w:rPr>
-                <w:b w:val="0"/>
-                <w:i w:val="0"/>
-                <w:color w:val="64748B"/>
-                <w:sz w:val="14"/>
-              </w:rPr>
-              <w:t>Démographie</w:t>
-            </w:r>
-          </w:p>
-        </w:tc>
-        <w:tc>
-          <w:tcPr>
-            <w:tcW w:type="dxa" w:w="1531"/>
-          </w:tcPr>
-          <w:p>
-            <w:r>
-              <w:rPr>
-                <w:b/>
-                <w:i w:val="0"/>
-                <w:color w:val="16A34A"/>
-                <w:sz w:val="16"/>
-              </w:rPr>
-              <w:t>—</w:t>
-            </w:r>
-          </w:p>
-        </w:tc>
-        <w:tc>
-          <w:tcPr>
-            <w:tcW w:type="dxa" w:w="1191"/>
-          </w:tcPr>
-          <w:p>
-            <w:r>
-              <w:rPr>
-                <w:b w:val="0"/>
-                <w:i w:val="0"/>
-                <w:color w:val="64748B"/>
-                <w:sz w:val="16"/>
-              </w:rPr>
-              <w:t>GT-CQ</w:t>
-            </w:r>
-          </w:p>
-        </w:tc>
-        <w:tc>
-          <w:tcPr>
-            <w:tcW w:type="dxa" w:w="4706"/>
-          </w:tcPr>
-          <w:p>
-            <w:r>
-              <w:rPr>
-                <w:b w:val="0"/>
-                <w:i w:val="0"/>
-                <w:sz w:val="17"/>
-              </w:rPr>
-              <w:t>Prière de verifier l'information donnée par YAYE SEYNABOU BAKHOUM ou corriger au niveau de la section 1.</w:t>
-            </w:r>
-          </w:p>
-        </w:tc>
-      </w:tr>
-      <w:tr>
-        <w:tc>
-          <w:tcPr>
-            <w:tcW w:type="dxa" w:w="964"/>
-          </w:tcPr>
-          <w:p>
-            <w:r>
-              <w:rPr>
-                <w:b/>
-                <w:i w:val="0"/>
-                <w:color w:val="EA580C"/>
-                <w:sz w:val="16"/>
-              </w:rPr>
-              <w:t>Moyenne</w:t>
-            </w:r>
-          </w:p>
-        </w:tc>
-        <w:tc>
-          <w:tcPr>
-            <w:tcW w:type="dxa" w:w="1247"/>
-          </w:tcPr>
-          <w:p>
-            <w:r>
-              <w:rPr>
-                <w:b/>
-                <w:i w:val="0"/>
-                <w:sz w:val="16"/>
-              </w:rPr>
-              <w:t>S01</w:t>
-              <w:br/>
-            </w:r>
-            <w:r>
-              <w:rPr>
-                <w:b w:val="0"/>
-                <w:i w:val="0"/>
-                <w:color w:val="64748B"/>
-                <w:sz w:val="14"/>
-              </w:rPr>
-              <w:t>Démographie</w:t>
-            </w:r>
-          </w:p>
-        </w:tc>
-        <w:tc>
-          <w:tcPr>
-            <w:tcW w:type="dxa" w:w="1531"/>
-          </w:tcPr>
-          <w:p>
-            <w:r>
-              <w:rPr>
-                <w:b/>
-                <w:i w:val="0"/>
-                <w:color w:val="16A34A"/>
-                <w:sz w:val="16"/>
-              </w:rPr>
-              <w:t>s01q10_1</w:t>
-            </w:r>
-          </w:p>
-        </w:tc>
-        <w:tc>
-          <w:tcPr>
-            <w:tcW w:type="dxa" w:w="1191"/>
-          </w:tcPr>
-          <w:p>
-            <w:r>
-              <w:rPr>
-                <w:b w:val="0"/>
-                <w:i w:val="0"/>
-                <w:color w:val="64748B"/>
-                <w:sz w:val="16"/>
-              </w:rPr>
-              <w:t>GT-CQ</w:t>
-            </w:r>
-          </w:p>
-        </w:tc>
-        <w:tc>
-          <w:tcPr>
-            <w:tcW w:type="dxa" w:w="4706"/>
-          </w:tcPr>
-          <w:p>
-            <w:r>
-              <w:rPr>
-                <w:b w:val="0"/>
-                <w:i w:val="0"/>
-                <w:sz w:val="17"/>
-              </w:rPr>
               <w:t>La taille du ménage lors de l'enquête principale (7) de ce ménage est inférieur à la taille du denombrement (11), prière de fournir des explications concrètes ou aller revisiter le ménage.</w:t>
-            </w:r>
-          </w:p>
-        </w:tc>
-      </w:tr>
-      <w:tr>
-        <w:tc>
-          <w:tcPr>
-            <w:tcW w:type="dxa" w:w="964"/>
-          </w:tcPr>
-          <w:p>
-            <w:r>
-              <w:rPr>
-                <w:b/>
-                <w:i w:val="0"/>
-                <w:color w:val="EA580C"/>
-                <w:sz w:val="16"/>
-              </w:rPr>
-              <w:t>Moyenne</w:t>
-            </w:r>
-          </w:p>
-        </w:tc>
-        <w:tc>
-          <w:tcPr>
-            <w:tcW w:type="dxa" w:w="1247"/>
-          </w:tcPr>
-          <w:p>
-            <w:r>
-              <w:rPr>
-                <w:b/>
-                <w:i w:val="0"/>
-                <w:sz w:val="16"/>
-              </w:rPr>
-              <w:t>S02</w:t>
-              <w:br/>
-            </w:r>
-            <w:r>
-              <w:rPr>
-                <w:b w:val="0"/>
-                <w:i w:val="0"/>
-                <w:color w:val="64748B"/>
-                <w:sz w:val="14"/>
-              </w:rPr>
-              <w:t>Éducation</w:t>
-            </w:r>
-          </w:p>
-        </w:tc>
-        <w:tc>
-          <w:tcPr>
-            <w:tcW w:type="dxa" w:w="1531"/>
-          </w:tcPr>
-          <w:p>
-            <w:r>
-              <w:rPr>
-                <w:b/>
-                <w:i w:val="0"/>
-                <w:color w:val="16A34A"/>
-                <w:sz w:val="16"/>
-              </w:rPr>
-              <w:t>—</w:t>
-            </w:r>
-          </w:p>
-        </w:tc>
-        <w:tc>
-          <w:tcPr>
-            <w:tcW w:type="dxa" w:w="1191"/>
-          </w:tcPr>
-          <w:p>
-            <w:r>
-              <w:rPr>
-                <w:b w:val="0"/>
-                <w:i w:val="0"/>
-                <w:color w:val="64748B"/>
-                <w:sz w:val="16"/>
-              </w:rPr>
-              <w:t>GT-CQ</w:t>
-            </w:r>
-          </w:p>
-        </w:tc>
-        <w:tc>
-          <w:tcPr>
-            <w:tcW w:type="dxa" w:w="4706"/>
-          </w:tcPr>
-          <w:p>
-            <w:r>
-              <w:rPr>
-                <w:b w:val="0"/>
-                <w:i w:val="0"/>
-                <w:sz w:val="17"/>
-              </w:rPr>
-              <w:t>veuillez, s'il vous plait, confirmer la cotisation ( 5000 FCFA) payée de MBENGUE BAKHOUM avec le QG ou apporter les corrections nécessaires.</w:t>
-            </w:r>
-          </w:p>
-        </w:tc>
-      </w:tr>
-      <w:tr>
-        <w:tc>
-          <w:tcPr>
-            <w:tcW w:type="dxa" w:w="964"/>
-          </w:tcPr>
-          <w:p>
-            <w:r>
-              <w:rPr>
-                <w:b/>
-                <w:i w:val="0"/>
-                <w:color w:val="EA580C"/>
-                <w:sz w:val="16"/>
-              </w:rPr>
-              <w:t>Moyenne</w:t>
-            </w:r>
-          </w:p>
-        </w:tc>
-        <w:tc>
-          <w:tcPr>
-            <w:tcW w:type="dxa" w:w="1247"/>
-          </w:tcPr>
-          <w:p>
-            <w:r>
-              <w:rPr>
-                <w:b/>
-                <w:i w:val="0"/>
-                <w:sz w:val="16"/>
-              </w:rPr>
-              <w:t>S02</w:t>
-              <w:br/>
-            </w:r>
-            <w:r>
-              <w:rPr>
-                <w:b w:val="0"/>
-                <w:i w:val="0"/>
-                <w:color w:val="64748B"/>
-                <w:sz w:val="14"/>
-              </w:rPr>
-              <w:t>Éducation</w:t>
-            </w:r>
-          </w:p>
-        </w:tc>
-        <w:tc>
-          <w:tcPr>
-            <w:tcW w:type="dxa" w:w="1531"/>
-          </w:tcPr>
-          <w:p>
-            <w:r>
-              <w:rPr>
-                <w:b/>
-                <w:i w:val="0"/>
-                <w:color w:val="16A34A"/>
-                <w:sz w:val="16"/>
-              </w:rPr>
-              <w:t>—</w:t>
-            </w:r>
-          </w:p>
-        </w:tc>
-        <w:tc>
-          <w:tcPr>
-            <w:tcW w:type="dxa" w:w="1191"/>
-          </w:tcPr>
-          <w:p>
-            <w:r>
-              <w:rPr>
-                <w:b w:val="0"/>
-                <w:i w:val="0"/>
-                <w:color w:val="64748B"/>
-                <w:sz w:val="16"/>
-              </w:rPr>
-              <w:t>GT-CQ</w:t>
-            </w:r>
-          </w:p>
-        </w:tc>
-        <w:tc>
-          <w:tcPr>
-            <w:tcW w:type="dxa" w:w="4706"/>
-          </w:tcPr>
-          <w:p>
-            <w:r>
-              <w:rPr>
-                <w:b w:val="0"/>
-                <w:i w:val="0"/>
-                <w:sz w:val="17"/>
-              </w:rPr>
-              <w:t>veuillez, s'il vous plait, confirmer les frais de scolarité ( 10000 FCFA) payée de SOKHNA BAKHOUM avec le QG ou apporter les corrections nécessaires.</w:t>
-            </w:r>
-          </w:p>
-        </w:tc>
-      </w:tr>
-      <w:tr>
-        <w:tc>
-          <w:tcPr>
-            <w:tcW w:type="dxa" w:w="964"/>
-          </w:tcPr>
-          <w:p>
-            <w:r>
-              <w:rPr>
-                <w:b/>
-                <w:i w:val="0"/>
-                <w:color w:val="EA580C"/>
-                <w:sz w:val="16"/>
-              </w:rPr>
-              <w:t>Moyenne</w:t>
-            </w:r>
-          </w:p>
-        </w:tc>
-        <w:tc>
-          <w:tcPr>
-            <w:tcW w:type="dxa" w:w="1247"/>
-          </w:tcPr>
-          <w:p>
-            <w:r>
-              <w:rPr>
-                <w:b/>
-                <w:i w:val="0"/>
-                <w:sz w:val="16"/>
-              </w:rPr>
-              <w:t>S02</w:t>
-              <w:br/>
-            </w:r>
-            <w:r>
-              <w:rPr>
-                <w:b w:val="0"/>
-                <w:i w:val="0"/>
-                <w:color w:val="64748B"/>
-                <w:sz w:val="14"/>
-              </w:rPr>
-              <w:t>Éducation</w:t>
-            </w:r>
-          </w:p>
-        </w:tc>
-        <w:tc>
-          <w:tcPr>
-            <w:tcW w:type="dxa" w:w="1531"/>
-          </w:tcPr>
-          <w:p>
-            <w:r>
-              <w:rPr>
-                <w:b/>
-                <w:i w:val="0"/>
-                <w:color w:val="16A34A"/>
-                <w:sz w:val="16"/>
-              </w:rPr>
-              <w:t>—</w:t>
-            </w:r>
-          </w:p>
-        </w:tc>
-        <w:tc>
-          <w:tcPr>
-            <w:tcW w:type="dxa" w:w="1191"/>
-          </w:tcPr>
-          <w:p>
-            <w:r>
-              <w:rPr>
-                <w:b w:val="0"/>
-                <w:i w:val="0"/>
-                <w:color w:val="64748B"/>
-                <w:sz w:val="16"/>
-              </w:rPr>
-              <w:t>GT-CQ</w:t>
-            </w:r>
-          </w:p>
-        </w:tc>
-        <w:tc>
-          <w:tcPr>
-            <w:tcW w:type="dxa" w:w="4706"/>
-          </w:tcPr>
-          <w:p>
-            <w:r>
-              <w:rPr>
-                <w:b w:val="0"/>
-                <w:i w:val="0"/>
-                <w:sz w:val="17"/>
-              </w:rPr>
-              <w:t>veuillez, s'il vous plait, confirmer les frais de scolarité ( 10000 FCFA) payée de YAYE SEYNABOU BAKHOUM avec le QG ou apporter les corrections nécessaires.</w:t>
             </w:r>
           </w:p>
         </w:tc>
